--- a/entregables/prediccion_enfermedad_laboral/word/Codigo_para_IA_Prediccion_EL_V4.docx
+++ b/entregables/prediccion_enfermedad_laboral/word/Codigo_para_IA_Prediccion_EL_V4.docx
@@ -209,7 +209,7 @@
                 <w:sz w:val="20"/>
                 <w:szCs w:val="20"/>
               </w:rPr>
-              <w:t xml:space="preserve">3624 líneas (encabezado de instrucciones + 3604 líneas de código)</w:t>
+              <w:t xml:space="preserve">3624 líneas (encabezado de instrucciones de 21 líneas + 3603 líneas de código)</w:t>
             </w:r>
           </w:p>
         </w:tc>
@@ -360,7 +360,7 @@
         <w:t xml:space="preserve">1. Salt de seudonimización obligatorio. </w:t>
       </w:r>
       <w:r>
-        <w:t xml:space="preserve">Antes de ejecutar con datos reales, reemplace PERSON_ID_HASH_SALT por un valor secreto y propio de su organización (Celda/Sección 15 de configuración). Si se deja el valor de plantilla, el pipeline se niega a ejecutar (validate_privacy_config).</w:t>
+        <w:t xml:space="preserve">Antes de ejecutar con datos reales, reemplace PERSON_ID_HASH_SALT por un valor secreto y propio de su organización (en la Sección 15 del código, al final del bloque). Si se deja el valor de plantilla, el pipeline se niega a ejecutar (validate_privacy_config).</w:t>
       </w:r>
     </w:p>
     <w:p>
